--- a/Lab_5/Лабораторна робота 5.docx
+++ b/Lab_5/Лабораторна робота 5.docx
@@ -33,7 +33,7 @@
           <w:szCs w:val="28"/>
           <w:lang w:val="en-US"/>
         </w:rPr>
-        <w:t>4</w:t>
+        <w:t>5</w:t>
       </w:r>
     </w:p>
     <w:p>
@@ -58,7 +58,7 @@
           <w:szCs w:val="28"/>
           <w:lang w:val="en-US"/>
         </w:rPr>
-        <w:t>АСИНХРОННА МОДЕЛЬ ПРОГРАМУВАННЯ</w:t>
+        <w:t>ДИНАМІЧНА ІДЕНТИФІКАЦІЯ ТИПІВ</w:t>
       </w:r>
     </w:p>
     <w:p>
@@ -200,8 +200,36 @@
           <w:sz w:val="28"/>
           <w:szCs w:val="28"/>
         </w:rPr>
-        <w:t>Windows Form Application</w:t>
-      </w:r>
+        <w:t xml:space="preserve">Windows </w:t>
+      </w:r>
+      <w:proofErr w:type="spellStart"/>
+      <w:r>
+        <w:rPr>
+          <w:rFonts w:ascii="Times New Roman" w:hAnsi="Times New Roman" w:cs="Times New Roman"/>
+          <w:sz w:val="28"/>
+          <w:szCs w:val="28"/>
+        </w:rPr>
+        <w:t>Form</w:t>
+      </w:r>
+      <w:proofErr w:type="spellEnd"/>
+      <w:r>
+        <w:rPr>
+          <w:rFonts w:ascii="Times New Roman" w:hAnsi="Times New Roman" w:cs="Times New Roman"/>
+          <w:sz w:val="28"/>
+          <w:szCs w:val="28"/>
+        </w:rPr>
+        <w:t xml:space="preserve"> </w:t>
+      </w:r>
+      <w:proofErr w:type="spellStart"/>
+      <w:r>
+        <w:rPr>
+          <w:rFonts w:ascii="Times New Roman" w:hAnsi="Times New Roman" w:cs="Times New Roman"/>
+          <w:sz w:val="28"/>
+          <w:szCs w:val="28"/>
+        </w:rPr>
+        <w:t>Application</w:t>
+      </w:r>
+      <w:proofErr w:type="spellEnd"/>
       <w:r>
         <w:rPr>
           <w:rFonts w:ascii="Times New Roman" w:hAnsi="Times New Roman" w:cs="Times New Roman"/>
@@ -218,14 +246,25 @@
         </w:rPr>
         <w:t xml:space="preserve"> форму – було додано елемент </w:t>
       </w:r>
-      <w:r>
-        <w:rPr>
-          <w:rFonts w:ascii="Times New Roman" w:hAnsi="Times New Roman" w:cs="Times New Roman"/>
-          <w:sz w:val="28"/>
-          <w:szCs w:val="28"/>
-          <w:lang w:val="en-US"/>
-        </w:rPr>
-        <w:t>TreeView (</w:t>
+      <w:proofErr w:type="spellStart"/>
+      <w:r>
+        <w:rPr>
+          <w:rFonts w:ascii="Times New Roman" w:hAnsi="Times New Roman" w:cs="Times New Roman"/>
+          <w:sz w:val="28"/>
+          <w:szCs w:val="28"/>
+          <w:lang w:val="en-US"/>
+        </w:rPr>
+        <w:t>TreeView</w:t>
+      </w:r>
+      <w:proofErr w:type="spellEnd"/>
+      <w:r>
+        <w:rPr>
+          <w:rFonts w:ascii="Times New Roman" w:hAnsi="Times New Roman" w:cs="Times New Roman"/>
+          <w:sz w:val="28"/>
+          <w:szCs w:val="28"/>
+          <w:lang w:val="en-US"/>
+        </w:rPr>
+        <w:t xml:space="preserve"> (</w:t>
       </w:r>
       <w:r>
         <w:rPr>
@@ -268,6 +307,7 @@
         </w:rPr>
         <w:t xml:space="preserve"> </w:t>
       </w:r>
+      <w:proofErr w:type="spellStart"/>
       <w:r>
         <w:rPr>
           <w:rFonts w:ascii="Times New Roman" w:hAnsi="Times New Roman" w:cs="Times New Roman"/>
@@ -277,6 +317,7 @@
         </w:rPr>
         <w:t>DeskLamp</w:t>
       </w:r>
+      <w:proofErr w:type="spellEnd"/>
       <w:r>
         <w:rPr>
           <w:rFonts w:ascii="Times New Roman" w:hAnsi="Times New Roman" w:cs="Times New Roman"/>
@@ -300,6 +341,7 @@
       <w:r>
         <w:rPr>
           <w:rFonts w:ascii="Times New Roman" w:hAnsi="Times New Roman" w:cs="Times New Roman"/>
+          <w:noProof/>
           <w:sz w:val="28"/>
           <w:szCs w:val="28"/>
         </w:rPr>
@@ -398,14 +440,25 @@
         </w:rPr>
         <w:t xml:space="preserve">Далі було створено новий файл </w:t>
       </w:r>
-      <w:r>
-        <w:rPr>
-          <w:rFonts w:ascii="Times New Roman" w:hAnsi="Times New Roman" w:cs="Times New Roman"/>
-          <w:sz w:val="28"/>
-          <w:szCs w:val="28"/>
-          <w:lang w:val="en-US"/>
-        </w:rPr>
-        <w:t xml:space="preserve">DeskLamp.cs </w:t>
+      <w:proofErr w:type="spellStart"/>
+      <w:r>
+        <w:rPr>
+          <w:rFonts w:ascii="Times New Roman" w:hAnsi="Times New Roman" w:cs="Times New Roman"/>
+          <w:sz w:val="28"/>
+          <w:szCs w:val="28"/>
+          <w:lang w:val="en-US"/>
+        </w:rPr>
+        <w:t>DeskLamp.cs</w:t>
+      </w:r>
+      <w:proofErr w:type="spellEnd"/>
+      <w:r>
+        <w:rPr>
+          <w:rFonts w:ascii="Times New Roman" w:hAnsi="Times New Roman" w:cs="Times New Roman"/>
+          <w:sz w:val="28"/>
+          <w:szCs w:val="28"/>
+          <w:lang w:val="en-US"/>
+        </w:rPr>
+        <w:t xml:space="preserve"> </w:t>
       </w:r>
       <w:r>
         <w:rPr>
@@ -437,6 +490,7 @@
       <w:r>
         <w:rPr>
           <w:rFonts w:ascii="Times New Roman" w:hAnsi="Times New Roman" w:cs="Times New Roman"/>
+          <w:noProof/>
           <w:sz w:val="28"/>
           <w:szCs w:val="28"/>
         </w:rPr>
@@ -496,6 +550,7 @@
         </w:rPr>
         <w:t xml:space="preserve">Рисунок 4.2 – Властивості </w:t>
       </w:r>
+      <w:proofErr w:type="spellStart"/>
       <w:r>
         <w:rPr>
           <w:rFonts w:ascii="Times New Roman" w:hAnsi="Times New Roman" w:cs="Times New Roman"/>
@@ -505,6 +560,7 @@
         </w:rPr>
         <w:t>DeskLamp</w:t>
       </w:r>
+      <w:proofErr w:type="spellEnd"/>
     </w:p>
     <w:p>
       <w:pPr>
@@ -539,6 +595,7 @@
       <w:r>
         <w:rPr>
           <w:rFonts w:ascii="Times New Roman" w:hAnsi="Times New Roman" w:cs="Times New Roman"/>
+          <w:noProof/>
           <w:sz w:val="28"/>
           <w:szCs w:val="28"/>
           <w:lang w:val="en-US"/>
@@ -600,6 +657,7 @@
         </w:rPr>
         <w:t xml:space="preserve">4.3 – Конструктори </w:t>
       </w:r>
+      <w:proofErr w:type="spellStart"/>
       <w:r>
         <w:rPr>
           <w:rFonts w:ascii="Times New Roman" w:hAnsi="Times New Roman" w:cs="Times New Roman"/>
@@ -609,6 +667,7 @@
         </w:rPr>
         <w:t>DeskLamp</w:t>
       </w:r>
+      <w:proofErr w:type="spellEnd"/>
     </w:p>
     <w:p>
       <w:pPr>
@@ -634,6 +693,7 @@
       <w:r>
         <w:rPr>
           <w:rFonts w:ascii="Times New Roman" w:hAnsi="Times New Roman" w:cs="Times New Roman"/>
+          <w:noProof/>
           <w:sz w:val="28"/>
           <w:szCs w:val="28"/>
         </w:rPr>
@@ -693,6 +753,7 @@
         </w:rPr>
         <w:t xml:space="preserve">4.4 – Методи </w:t>
       </w:r>
+      <w:proofErr w:type="spellStart"/>
       <w:r>
         <w:rPr>
           <w:rFonts w:ascii="Times New Roman" w:hAnsi="Times New Roman" w:cs="Times New Roman"/>
@@ -702,6 +763,7 @@
         </w:rPr>
         <w:t>DeskLamp</w:t>
       </w:r>
+      <w:proofErr w:type="spellEnd"/>
     </w:p>
     <w:p>
       <w:pPr>
@@ -833,6 +895,7 @@
         </w:rPr>
         <w:t xml:space="preserve">Перший метод </w:t>
       </w:r>
+      <w:proofErr w:type="spellStart"/>
       <w:r>
         <w:rPr>
           <w:rFonts w:ascii="Times New Roman" w:hAnsi="Times New Roman" w:cs="Times New Roman"/>
@@ -841,6 +904,7 @@
         </w:rPr>
         <w:t>DisplayObjectInTree</w:t>
       </w:r>
+      <w:proofErr w:type="spellEnd"/>
       <w:r>
         <w:rPr>
           <w:rFonts w:ascii="Times New Roman" w:hAnsi="Times New Roman" w:cs="Times New Roman"/>
@@ -849,6 +913,7 @@
         </w:rPr>
         <w:t xml:space="preserve"> викликає три наступні методи для формування дерева: </w:t>
       </w:r>
+      <w:proofErr w:type="spellStart"/>
       <w:r>
         <w:rPr>
           <w:rFonts w:ascii="Times New Roman" w:hAnsi="Times New Roman" w:cs="Times New Roman"/>
@@ -857,6 +922,7 @@
         </w:rPr>
         <w:t>AddPropertiesNode</w:t>
       </w:r>
+      <w:proofErr w:type="spellEnd"/>
       <w:r>
         <w:rPr>
           <w:rFonts w:ascii="Times New Roman" w:hAnsi="Times New Roman" w:cs="Times New Roman"/>
@@ -865,6 +931,7 @@
         </w:rPr>
         <w:t xml:space="preserve"> для створення гілки властивостей, </w:t>
       </w:r>
+      <w:proofErr w:type="spellStart"/>
       <w:r>
         <w:rPr>
           <w:rFonts w:ascii="Times New Roman" w:hAnsi="Times New Roman" w:cs="Times New Roman"/>
@@ -873,6 +940,7 @@
         </w:rPr>
         <w:t>AddMethodsNode</w:t>
       </w:r>
+      <w:proofErr w:type="spellEnd"/>
       <w:r>
         <w:rPr>
           <w:rFonts w:ascii="Times New Roman" w:hAnsi="Times New Roman" w:cs="Times New Roman"/>
@@ -881,6 +949,7 @@
         </w:rPr>
         <w:t xml:space="preserve"> для створення гілки методів та </w:t>
       </w:r>
+      <w:proofErr w:type="spellStart"/>
       <w:r>
         <w:rPr>
           <w:rFonts w:ascii="Times New Roman" w:hAnsi="Times New Roman" w:cs="Times New Roman"/>
@@ -889,6 +958,7 @@
         </w:rPr>
         <w:t>AddConstructorsNode</w:t>
       </w:r>
+      <w:proofErr w:type="spellEnd"/>
       <w:r>
         <w:rPr>
           <w:rFonts w:ascii="Times New Roman" w:hAnsi="Times New Roman" w:cs="Times New Roman"/>
@@ -928,6 +998,7 @@
       <w:r>
         <w:rPr>
           <w:rFonts w:ascii="Times New Roman" w:hAnsi="Times New Roman" w:cs="Times New Roman"/>
+          <w:noProof/>
           <w:sz w:val="28"/>
           <w:szCs w:val="28"/>
         </w:rPr>
@@ -988,6 +1059,7 @@
         </w:rPr>
         <w:t xml:space="preserve">Рисунок 4.5 – Метод для формування кореня дерева </w:t>
       </w:r>
+      <w:proofErr w:type="spellStart"/>
       <w:r>
         <w:rPr>
           <w:rFonts w:ascii="Times New Roman" w:hAnsi="Times New Roman" w:cs="Times New Roman"/>
@@ -996,6 +1068,7 @@
         </w:rPr>
         <w:t>DisplayObjectInTree</w:t>
       </w:r>
+      <w:proofErr w:type="spellEnd"/>
     </w:p>
     <w:p>
       <w:pPr>
@@ -1021,6 +1094,7 @@
       <w:r>
         <w:rPr>
           <w:rFonts w:ascii="Times New Roman" w:hAnsi="Times New Roman" w:cs="Times New Roman"/>
+          <w:noProof/>
           <w:sz w:val="28"/>
           <w:szCs w:val="28"/>
         </w:rPr>
@@ -1079,6 +1153,7 @@
         </w:rPr>
         <w:t xml:space="preserve">Рисунок 4.6 – Метод </w:t>
       </w:r>
+      <w:proofErr w:type="spellStart"/>
       <w:r>
         <w:rPr>
           <w:rFonts w:ascii="Times New Roman" w:hAnsi="Times New Roman" w:cs="Times New Roman"/>
@@ -1087,6 +1162,7 @@
         </w:rPr>
         <w:t>AddPropertiesNode</w:t>
       </w:r>
+      <w:proofErr w:type="spellEnd"/>
     </w:p>
     <w:p>
       <w:pPr>
@@ -1112,6 +1188,7 @@
       <w:r>
         <w:rPr>
           <w:rFonts w:ascii="Times New Roman" w:hAnsi="Times New Roman" w:cs="Times New Roman"/>
+          <w:noProof/>
           <w:sz w:val="28"/>
           <w:szCs w:val="28"/>
         </w:rPr>
@@ -1170,6 +1247,7 @@
         </w:rPr>
         <w:t xml:space="preserve">Рисунок 4.7 – Метод </w:t>
       </w:r>
+      <w:proofErr w:type="spellStart"/>
       <w:r>
         <w:rPr>
           <w:rFonts w:ascii="Times New Roman" w:hAnsi="Times New Roman" w:cs="Times New Roman"/>
@@ -1178,6 +1256,7 @@
         </w:rPr>
         <w:t>AddMethodsNode</w:t>
       </w:r>
+      <w:proofErr w:type="spellEnd"/>
     </w:p>
     <w:p>
       <w:pPr>
@@ -1214,6 +1293,7 @@
       <w:r>
         <w:rPr>
           <w:rFonts w:ascii="Times New Roman" w:hAnsi="Times New Roman" w:cs="Times New Roman"/>
+          <w:noProof/>
           <w:sz w:val="28"/>
           <w:szCs w:val="28"/>
         </w:rPr>
@@ -1273,6 +1353,7 @@
         </w:rPr>
         <w:t xml:space="preserve">Рисунок 4.8 – Метод </w:t>
       </w:r>
+      <w:proofErr w:type="spellStart"/>
       <w:r>
         <w:rPr>
           <w:rFonts w:ascii="Times New Roman" w:hAnsi="Times New Roman" w:cs="Times New Roman"/>
@@ -1281,6 +1362,7 @@
         </w:rPr>
         <w:t>AddConstructorsNode</w:t>
       </w:r>
+      <w:proofErr w:type="spellEnd"/>
     </w:p>
     <w:p>
       <w:pPr>
@@ -1319,16 +1401,45 @@
           <w:sz w:val="28"/>
           <w:szCs w:val="28"/>
         </w:rPr>
-        <w:t xml:space="preserve">створення екзампляра  </w:t>
-      </w:r>
-      <w:r>
-        <w:rPr>
-          <w:rFonts w:ascii="Times New Roman" w:hAnsi="Times New Roman" w:cs="Times New Roman"/>
-          <w:sz w:val="28"/>
-          <w:szCs w:val="28"/>
-          <w:lang w:val="en-US"/>
-        </w:rPr>
-        <w:t xml:space="preserve">DeskLamp </w:t>
+        <w:t xml:space="preserve">створення </w:t>
+      </w:r>
+      <w:proofErr w:type="spellStart"/>
+      <w:r>
+        <w:rPr>
+          <w:rFonts w:ascii="Times New Roman" w:hAnsi="Times New Roman" w:cs="Times New Roman"/>
+          <w:sz w:val="28"/>
+          <w:szCs w:val="28"/>
+        </w:rPr>
+        <w:t>екзампляра</w:t>
+      </w:r>
+      <w:proofErr w:type="spellEnd"/>
+      <w:r>
+        <w:rPr>
+          <w:rFonts w:ascii="Times New Roman" w:hAnsi="Times New Roman" w:cs="Times New Roman"/>
+          <w:sz w:val="28"/>
+          <w:szCs w:val="28"/>
+        </w:rPr>
+        <w:t xml:space="preserve">  </w:t>
+      </w:r>
+      <w:proofErr w:type="spellStart"/>
+      <w:r>
+        <w:rPr>
+          <w:rFonts w:ascii="Times New Roman" w:hAnsi="Times New Roman" w:cs="Times New Roman"/>
+          <w:sz w:val="28"/>
+          <w:szCs w:val="28"/>
+          <w:lang w:val="en-US"/>
+        </w:rPr>
+        <w:t>DeskLamp</w:t>
+      </w:r>
+      <w:proofErr w:type="spellEnd"/>
+      <w:r>
+        <w:rPr>
+          <w:rFonts w:ascii="Times New Roman" w:hAnsi="Times New Roman" w:cs="Times New Roman"/>
+          <w:sz w:val="28"/>
+          <w:szCs w:val="28"/>
+          <w:lang w:val="en-US"/>
+        </w:rPr>
+        <w:t xml:space="preserve"> </w:t>
       </w:r>
       <w:r>
         <w:rPr>
@@ -1378,6 +1489,7 @@
       <w:r>
         <w:rPr>
           <w:rFonts w:ascii="Times New Roman" w:hAnsi="Times New Roman" w:cs="Times New Roman"/>
+          <w:noProof/>
           <w:sz w:val="28"/>
           <w:szCs w:val="28"/>
         </w:rPr>
@@ -1466,14 +1578,25 @@
         <w:tab/>
         <w:t xml:space="preserve">Запуск програми виводить інформацію про об’єкт </w:t>
       </w:r>
-      <w:r>
-        <w:rPr>
-          <w:rFonts w:ascii="Times New Roman" w:hAnsi="Times New Roman" w:cs="Times New Roman"/>
-          <w:sz w:val="28"/>
-          <w:szCs w:val="28"/>
-          <w:lang w:val="en-US"/>
-        </w:rPr>
-        <w:t>myLamp.</w:t>
+      <w:proofErr w:type="spellStart"/>
+      <w:r>
+        <w:rPr>
+          <w:rFonts w:ascii="Times New Roman" w:hAnsi="Times New Roman" w:cs="Times New Roman"/>
+          <w:sz w:val="28"/>
+          <w:szCs w:val="28"/>
+          <w:lang w:val="en-US"/>
+        </w:rPr>
+        <w:t>myLamp</w:t>
+      </w:r>
+      <w:proofErr w:type="spellEnd"/>
+      <w:r>
+        <w:rPr>
+          <w:rFonts w:ascii="Times New Roman" w:hAnsi="Times New Roman" w:cs="Times New Roman"/>
+          <w:sz w:val="28"/>
+          <w:szCs w:val="28"/>
+          <w:lang w:val="en-US"/>
+        </w:rPr>
+        <w:t>.</w:t>
       </w:r>
     </w:p>
     <w:p>
@@ -1490,6 +1613,7 @@
       <w:r>
         <w:rPr>
           <w:rFonts w:ascii="Times New Roman" w:hAnsi="Times New Roman" w:cs="Times New Roman"/>
+          <w:noProof/>
           <w:sz w:val="28"/>
           <w:szCs w:val="28"/>
           <w:lang w:val="en-US"/>
@@ -2164,6 +2288,7 @@
   <w:style w:type="character" w:default="1" w:styleId="a0">
     <w:name w:val="Default Paragraph Font"/>
     <w:uiPriority w:val="1"/>
+    <w:semiHidden/>
     <w:unhideWhenUsed/>
   </w:style>
   <w:style w:type="table" w:default="1" w:styleId="a1">
